--- a/templates/template_lkm_metode_numerik.docx
+++ b/templates/template_lkm_metode_numerik.docx
@@ -105,7 +105,7 @@
         <w:jc w:val="center"/>
       </w:pPr>
       <w:r>
-        <w:t>Salim Hidayat</w:t>
+        <w:t>[Nama Mahasiswa]</w:t>
       </w:r>
     </w:p>
     <w:p>
@@ -117,7 +117,7 @@
         </w:rPr>
       </w:pPr>
       <w:r>
-        <w:t>24330030</w:t>
+        <w:t>[NIM]</w:t>
       </w:r>
     </w:p>
     <w:p>
